--- a/apps/resume/tests/fixtures/template-flat-sample.docx
+++ b/apps/resume/tests/fixtures/template-flat-sample.docx
@@ -422,7 +422,7 @@
           <w:sz w:val="20"/>
           <w:szCs w:val="20"/>
         </w:rPr>
-        <w:t>Jan 2026 - Present</w:t>
+        <w:t>Nov 2022 - Present</w:t>
       </w:r>
     </w:p>
     <w:p>
@@ -633,7 +633,7 @@
           <w:sz w:val="20"/>
           <w:szCs w:val="20"/>
         </w:rPr>
-        <w:t>Oct 2024 - Jan 2026</w:t>
+        <w:t>Aug 2021 - Nov 2022</w:t>
       </w:r>
     </w:p>
     <w:p>
@@ -795,7 +795,7 @@
           <w:sz w:val="20"/>
           <w:szCs w:val="20"/>
         </w:rPr>
-        <w:t>Jan 2024 - Oct 2024</w:t>
+        <w:t>Nov 2020 - Aug 2021</w:t>
       </w:r>
     </w:p>
     <w:p>
@@ -933,7 +933,7 @@
           <w:sz w:val="20"/>
           <w:szCs w:val="20"/>
         </w:rPr>
-        <w:t>May 2022 - Feb 2024</w:t>
+        <w:t>Mar 2019 - Dec 2020</w:t>
       </w:r>
     </w:p>
     <w:p>
@@ -1050,7 +1050,7 @@
           <w:sz w:val="20"/>
           <w:szCs w:val="20"/>
         </w:rPr>
-        <w:t>Sep 2017 - Apr 2022</w:t>
+        <w:t>Jul 2014 - Feb 2019</w:t>
       </w:r>
     </w:p>
     <w:p>
@@ -1295,7 +1295,7 @@
         <w:rPr>
           <w:rFonts w:asciiTheme="majorHAnsi" w:hAnsiTheme="majorHAnsi" w:cstheme="majorHAnsi"/>
         </w:rPr>
-        <w:t xml:space="preserve">  —  Example State College (Dec 2009)</w:t>
+        <w:t xml:space="preserve">  —  Fernhollow Fixture College (Oct 2006)</w:t>
       </w:r>
     </w:p>
     <w:p>
@@ -1358,7 +1358,7 @@
         <w:rPr>
           <w:rFonts w:asciiTheme="majorHAnsi" w:hAnsiTheme="majorHAnsi" w:cstheme="majorHAnsi"/>
         </w:rPr>
-        <w:t xml:space="preserve">  —  Mar 2024</w:t>
+        <w:t xml:space="preserve">  —  Jan 2021</w:t>
       </w:r>
     </w:p>
     <w:p>
@@ -1384,7 +1384,7 @@
         <w:rPr>
           <w:rFonts w:asciiTheme="majorHAnsi" w:hAnsiTheme="majorHAnsi" w:cstheme="majorHAnsi"/>
         </w:rPr>
-        <w:t xml:space="preserve">  —  Dec 2024</w:t>
+        <w:t xml:space="preserve">  —  Oct 2021</w:t>
       </w:r>
     </w:p>
     <w:p>
